--- a/materials/Лабораторная работа 3 DQN на данных MOEX.docx
+++ b/materials/Лабораторная работа 3 DQN на данных MOEX.docx
@@ -5,20 +5,7 @@
     <w:p>
       <w:pPr>
         <w:pStyle w:val="Title"/>
-        <w:jc w:val="center"/>
-      </w:pPr>
-      <w:r>
-        <w:rPr>
-          <w:rFonts w:ascii="Times New Roman" w:hAnsi="Times New Roman" w:eastAsia="Times New Roman"/>
-          <w:b/>
-          <w:sz w:val="36"/>
-        </w:rPr>
-        <w:t>Лабораторная работа 3 DQN на данных Московской биржи</w:t>
-      </w:r>
-    </w:p>
-    <w:p>
-      <w:pPr>
-        <w:ind w:firstLine="0"/>
+        <w:spacing w:line="360" w:lineRule="auto" w:after="120"/>
         <w:jc w:val="center"/>
       </w:pPr>
       <w:r>
@@ -27,18 +14,19 @@
           <w:b/>
           <w:sz w:val="28"/>
         </w:rPr>
-        <w:t>Дисциплина Прикладные задачи машинного обучения</w:t>
+        <w:t>Лабораторная работа 3 DQN на данных Московской биржи</w:t>
       </w:r>
     </w:p>
     <w:p>
       <w:pPr>
+        <w:spacing w:line="360" w:lineRule="auto" w:after="120"/>
         <w:ind w:firstLine="0"/>
         <w:jc w:val="center"/>
       </w:pPr>
       <w:r>
         <w:rPr>
           <w:rFonts w:ascii="Times New Roman" w:hAnsi="Times New Roman" w:eastAsia="Times New Roman"/>
-          <w:sz w:val="24"/>
+          <w:sz w:val="28"/>
         </w:rPr>
         <w:t>Никитин Пётр Владимирович  Кафедра искусственного интеллекта ФУ</w:t>
       </w:r>
@@ -46,17 +34,21 @@
     <w:p>
       <w:pPr>
         <w:pStyle w:val="Heading1"/>
+        <w:spacing w:line="360" w:lineRule="auto" w:after="120"/>
       </w:pPr>
       <w:r>
         <w:rPr>
           <w:rFonts w:ascii="Times New Roman" w:hAnsi="Times New Roman" w:eastAsia="Times New Roman"/>
           <w:b/>
-          <w:sz w:val="32"/>
+          <w:sz w:val="28"/>
         </w:rPr>
         <w:t>Цель и ожидаемый результат</w:t>
       </w:r>
     </w:p>
     <w:p>
+      <w:pPr>
+        <w:spacing w:line="360" w:lineRule="auto" w:after="120"/>
+      </w:pPr>
       <w:r>
         <w:rPr>
           <w:rFonts w:ascii="Times New Roman" w:hAnsi="Times New Roman" w:eastAsia="Times New Roman"/>
@@ -68,12 +60,13 @@
     <w:p>
       <w:pPr>
         <w:pStyle w:val="Heading1"/>
+        <w:spacing w:line="360" w:lineRule="auto" w:after="120"/>
       </w:pPr>
       <w:r>
         <w:rPr>
           <w:rFonts w:ascii="Times New Roman" w:hAnsi="Times New Roman" w:eastAsia="Times New Roman"/>
           <w:b/>
-          <w:sz w:val="32"/>
+          <w:sz w:val="28"/>
         </w:rPr>
         <w:t>Задачи</w:t>
       </w:r>
@@ -81,6 +74,7 @@
     <w:p>
       <w:pPr>
         <w:pStyle w:val="ListParagraph"/>
+        <w:spacing w:line="360" w:lineRule="auto" w:after="120"/>
         <w:ind w:left="709" w:hanging="340"/>
       </w:pPr>
       <w:r>
@@ -101,6 +95,7 @@
     <w:p>
       <w:pPr>
         <w:pStyle w:val="ListParagraph"/>
+        <w:spacing w:line="360" w:lineRule="auto" w:after="120"/>
         <w:ind w:left="709" w:hanging="340"/>
       </w:pPr>
       <w:r>
@@ -121,6 +116,7 @@
     <w:p>
       <w:pPr>
         <w:pStyle w:val="ListParagraph"/>
+        <w:spacing w:line="360" w:lineRule="auto" w:after="120"/>
         <w:ind w:left="709" w:hanging="340"/>
       </w:pPr>
       <w:r>
@@ -141,6 +137,7 @@
     <w:p>
       <w:pPr>
         <w:pStyle w:val="ListParagraph"/>
+        <w:spacing w:line="360" w:lineRule="auto" w:after="120"/>
         <w:ind w:left="709" w:hanging="340"/>
       </w:pPr>
       <w:r>
@@ -161,6 +158,7 @@
     <w:p>
       <w:pPr>
         <w:pStyle w:val="ListParagraph"/>
+        <w:spacing w:line="360" w:lineRule="auto" w:after="120"/>
         <w:ind w:left="709" w:hanging="340"/>
       </w:pPr>
       <w:r>
@@ -181,6 +179,7 @@
     <w:p>
       <w:pPr>
         <w:pStyle w:val="ListParagraph"/>
+        <w:spacing w:line="360" w:lineRule="auto" w:after="120"/>
         <w:ind w:left="709" w:hanging="340"/>
       </w:pPr>
       <w:r>
@@ -201,6 +200,7 @@
     <w:p>
       <w:pPr>
         <w:pStyle w:val="ListParagraph"/>
+        <w:spacing w:line="360" w:lineRule="auto" w:after="120"/>
         <w:ind w:left="709" w:hanging="340"/>
       </w:pPr>
       <w:r>
@@ -221,17 +221,21 @@
     <w:p>
       <w:pPr>
         <w:pStyle w:val="Heading1"/>
+        <w:spacing w:line="360" w:lineRule="auto" w:after="120"/>
       </w:pPr>
       <w:r>
         <w:rPr>
           <w:rFonts w:ascii="Times New Roman" w:hAnsi="Times New Roman" w:eastAsia="Times New Roman"/>
           <w:b/>
-          <w:sz w:val="32"/>
+          <w:sz w:val="28"/>
         </w:rPr>
         <w:t>Данные</w:t>
       </w:r>
     </w:p>
     <w:p>
+      <w:pPr>
+        <w:spacing w:line="360" w:lineRule="auto" w:after="120"/>
+      </w:pPr>
       <w:r>
         <w:rPr>
           <w:rFonts w:ascii="Times New Roman" w:hAnsi="Times New Roman" w:eastAsia="Times New Roman"/>
@@ -609,17 +613,21 @@
     </w:p>
     <w:p>
       <w:pPr>
+        <w:spacing w:line="360" w:lineRule="auto" w:after="120"/>
         <w:ind w:firstLine="0"/>
       </w:pPr>
       <w:r>
         <w:rPr>
           <w:rFonts w:ascii="Times New Roman" w:hAnsi="Times New Roman" w:eastAsia="Times New Roman"/>
-          <w:sz w:val="24"/>
+          <w:sz w:val="28"/>
         </w:rPr>
         <w:t>MOEX ISS: https://iss.moex.com/iss/reference/409</w:t>
       </w:r>
     </w:p>
     <w:p>
+      <w:pPr>
+        <w:spacing w:line="360" w:lineRule="auto" w:after="120"/>
+      </w:pPr>
       <w:r>
         <w:rPr>
           <w:rFonts w:ascii="Times New Roman" w:hAnsi="Times New Roman" w:eastAsia="Times New Roman"/>
@@ -631,12 +639,13 @@
     <w:p>
       <w:pPr>
         <w:pStyle w:val="Heading1"/>
+        <w:spacing w:line="360" w:lineRule="auto" w:after="120"/>
       </w:pPr>
       <w:r>
         <w:rPr>
           <w:rFonts w:ascii="Times New Roman" w:hAnsi="Times New Roman" w:eastAsia="Times New Roman"/>
           <w:b/>
-          <w:sz w:val="32"/>
+          <w:sz w:val="28"/>
         </w:rPr>
         <w:t>Постановка MDP</w:t>
       </w:r>
@@ -1010,18 +1019,22 @@
     </w:p>
     <w:p>
       <w:pPr>
+        <w:spacing w:line="360" w:lineRule="auto" w:after="120"/>
         <w:ind w:firstLine="0"/>
         <w:jc w:val="center"/>
       </w:pPr>
       <w:r>
         <w:rPr>
           <w:rFonts w:ascii="Times New Roman" w:hAnsi="Times New Roman" w:eastAsia="Times New Roman"/>
-          <w:sz w:val="26"/>
+          <w:sz w:val="28"/>
         </w:rPr>
         <w:t>rₜ = ln(Vₜ₊₁ / Vₜ) − c · |wₜ − wₜ₋₁| − λ · DDₜ²</w:t>
       </w:r>
     </w:p>
     <w:p>
+      <w:pPr>
+        <w:spacing w:line="360" w:lineRule="auto" w:after="120"/>
+      </w:pPr>
       <w:r>
         <w:rPr>
           <w:rFonts w:ascii="Times New Roman" w:hAnsi="Times New Roman" w:eastAsia="Times New Roman"/>
@@ -1033,17 +1046,21 @@
     <w:p>
       <w:pPr>
         <w:pStyle w:val="Heading1"/>
+        <w:spacing w:line="360" w:lineRule="auto" w:after="120"/>
       </w:pPr>
       <w:r>
         <w:rPr>
           <w:rFonts w:ascii="Times New Roman" w:hAnsi="Times New Roman" w:eastAsia="Times New Roman"/>
           <w:b/>
-          <w:sz w:val="32"/>
+          <w:sz w:val="28"/>
         </w:rPr>
         <w:t>Задание</w:t>
       </w:r>
     </w:p>
     <w:p>
+      <w:pPr>
+        <w:spacing w:line="360" w:lineRule="auto" w:after="120"/>
+      </w:pPr>
       <w:r>
         <w:rPr>
           <w:rFonts w:ascii="Times New Roman" w:hAnsi="Times New Roman" w:eastAsia="Times New Roman"/>
@@ -1053,6 +1070,9 @@
       </w:r>
     </w:p>
     <w:p>
+      <w:pPr>
+        <w:spacing w:line="360" w:lineRule="auto" w:after="120"/>
+      </w:pPr>
       <w:r>
         <w:rPr>
           <w:rFonts w:ascii="Times New Roman" w:hAnsi="Times New Roman" w:eastAsia="Times New Roman"/>
@@ -1062,6 +1082,9 @@
       </w:r>
     </w:p>
     <w:p>
+      <w:pPr>
+        <w:spacing w:line="360" w:lineRule="auto" w:after="120"/>
+      </w:pPr>
       <w:r>
         <w:rPr>
           <w:rFonts w:ascii="Times New Roman" w:hAnsi="Times New Roman" w:eastAsia="Times New Roman"/>
@@ -1071,6 +1094,9 @@
       </w:r>
     </w:p>
     <w:p>
+      <w:pPr>
+        <w:spacing w:line="360" w:lineRule="auto" w:after="120"/>
+      </w:pPr>
       <w:r>
         <w:rPr>
           <w:rFonts w:ascii="Times New Roman" w:hAnsi="Times New Roman" w:eastAsia="Times New Roman"/>
@@ -1080,6 +1106,9 @@
       </w:r>
     </w:p>
     <w:p>
+      <w:pPr>
+        <w:spacing w:line="360" w:lineRule="auto" w:after="120"/>
+      </w:pPr>
       <w:r>
         <w:rPr>
           <w:rFonts w:ascii="Times New Roman" w:hAnsi="Times New Roman" w:eastAsia="Times New Roman"/>
@@ -1089,6 +1118,9 @@
       </w:r>
     </w:p>
     <w:p>
+      <w:pPr>
+        <w:spacing w:line="360" w:lineRule="auto" w:after="120"/>
+      </w:pPr>
       <w:r>
         <w:rPr>
           <w:rFonts w:ascii="Times New Roman" w:hAnsi="Times New Roman" w:eastAsia="Times New Roman"/>
@@ -1098,6 +1130,9 @@
       </w:r>
     </w:p>
     <w:p>
+      <w:pPr>
+        <w:spacing w:line="360" w:lineRule="auto" w:after="120"/>
+      </w:pPr>
       <w:r>
         <w:rPr>
           <w:rFonts w:ascii="Times New Roman" w:hAnsi="Times New Roman" w:eastAsia="Times New Roman"/>
@@ -1107,6 +1142,9 @@
       </w:r>
     </w:p>
     <w:p>
+      <w:pPr>
+        <w:spacing w:line="360" w:lineRule="auto" w:after="120"/>
+      </w:pPr>
       <w:r>
         <w:rPr>
           <w:rFonts w:ascii="Times New Roman" w:hAnsi="Times New Roman" w:eastAsia="Times New Roman"/>
@@ -1116,6 +1154,9 @@
       </w:r>
     </w:p>
     <w:p>
+      <w:pPr>
+        <w:spacing w:line="360" w:lineRule="auto" w:after="120"/>
+      </w:pPr>
       <w:r>
         <w:rPr>
           <w:rFonts w:ascii="Times New Roman" w:hAnsi="Times New Roman" w:eastAsia="Times New Roman"/>
@@ -1127,17 +1168,21 @@
     <w:p>
       <w:pPr>
         <w:pStyle w:val="Heading1"/>
+        <w:spacing w:line="360" w:lineRule="auto" w:after="120"/>
       </w:pPr>
       <w:r>
         <w:rPr>
           <w:rFonts w:ascii="Times New Roman" w:hAnsi="Times New Roman" w:eastAsia="Times New Roman"/>
           <w:b/>
-          <w:sz w:val="32"/>
+          <w:sz w:val="28"/>
         </w:rPr>
         <w:t>Полный пример исследования</w:t>
       </w:r>
     </w:p>
     <w:p>
+      <w:pPr>
+        <w:spacing w:line="360" w:lineRule="auto" w:after="120"/>
+      </w:pPr>
       <w:r>
         <w:rPr>
           <w:rFonts w:ascii="Times New Roman" w:hAnsi="Times New Roman" w:eastAsia="Times New Roman"/>
@@ -1149,6 +1194,7 @@
     <w:p>
       <w:pPr>
         <w:pStyle w:val="Heading2"/>
+        <w:spacing w:line="360" w:lineRule="auto" w:after="120"/>
       </w:pPr>
       <w:r>
         <w:rPr>
@@ -1160,6 +1206,9 @@
       </w:r>
     </w:p>
     <w:p>
+      <w:pPr>
+        <w:spacing w:line="360" w:lineRule="auto" w:after="120"/>
+      </w:pPr>
       <w:r>
         <w:rPr>
           <w:rFonts w:ascii="Times New Roman" w:hAnsi="Times New Roman" w:eastAsia="Times New Roman"/>
@@ -1170,48 +1219,52 @@
     </w:p>
     <w:p>
       <w:pPr>
+        <w:spacing w:line="360" w:lineRule="auto" w:after="120"/>
         <w:ind w:firstLine="0"/>
       </w:pPr>
       <w:r>
         <w:rPr>
           <w:rFonts w:ascii="Times New Roman" w:hAnsi="Times New Roman" w:eastAsia="Times New Roman"/>
-          <w:sz w:val="24"/>
+          <w:sz w:val="28"/>
         </w:rPr>
         <w:t>DQN: https://doi.org/10.1038/nature14236</w:t>
       </w:r>
     </w:p>
     <w:p>
       <w:pPr>
+        <w:spacing w:line="360" w:lineRule="auto" w:after="120"/>
         <w:ind w:firstLine="0"/>
       </w:pPr>
       <w:r>
         <w:rPr>
           <w:rFonts w:ascii="Times New Roman" w:hAnsi="Times New Roman" w:eastAsia="Times New Roman"/>
-          <w:sz w:val="24"/>
+          <w:sz w:val="28"/>
         </w:rPr>
         <w:t>Double DQN: https://doi.org/10.1609/aaai.v30i1.10295</w:t>
       </w:r>
     </w:p>
     <w:p>
       <w:pPr>
+        <w:spacing w:line="360" w:lineRule="auto" w:after="120"/>
         <w:ind w:firstLine="0"/>
       </w:pPr>
       <w:r>
         <w:rPr>
           <w:rFonts w:ascii="Times New Roman" w:hAnsi="Times New Roman" w:eastAsia="Times New Roman"/>
-          <w:sz w:val="24"/>
+          <w:sz w:val="28"/>
         </w:rPr>
         <w:t>Dueling architecture: https://proceedings.mlr.press/v48/wangf16.html</w:t>
       </w:r>
     </w:p>
     <w:p>
       <w:pPr>
+        <w:spacing w:line="360" w:lineRule="auto" w:after="120"/>
         <w:ind w:firstLine="0"/>
       </w:pPr>
       <w:r>
         <w:rPr>
           <w:rFonts w:ascii="Times New Roman" w:hAnsi="Times New Roman" w:eastAsia="Times New Roman"/>
-          <w:sz w:val="24"/>
+          <w:sz w:val="28"/>
         </w:rPr>
         <w:t>FinRL: https://github.com/AI4Finance-Foundation/FinRL</w:t>
       </w:r>
@@ -1219,6 +1272,7 @@
     <w:p>
       <w:pPr>
         <w:pStyle w:val="Heading2"/>
+        <w:spacing w:line="360" w:lineRule="auto" w:after="120"/>
       </w:pPr>
       <w:r>
         <w:rPr>
@@ -2957,6 +3011,9 @@
       </w:pPr>
     </w:p>
     <w:p>
+      <w:pPr>
+        <w:spacing w:line="360" w:lineRule="auto" w:after="120"/>
+      </w:pPr>
       <w:r>
         <w:rPr>
           <w:rFonts w:ascii="Times New Roman" w:hAnsi="Times New Roman" w:eastAsia="Times New Roman"/>
@@ -2968,12 +3025,13 @@
     <w:p>
       <w:pPr>
         <w:pStyle w:val="Heading1"/>
+        <w:spacing w:line="360" w:lineRule="auto" w:after="120"/>
       </w:pPr>
       <w:r>
         <w:rPr>
           <w:rFonts w:ascii="Times New Roman" w:hAnsi="Times New Roman" w:eastAsia="Times New Roman"/>
           <w:b/>
-          <w:sz w:val="32"/>
+          <w:sz w:val="28"/>
         </w:rPr>
         <w:t>Состав отчёта и критерии оценивания</w:t>
       </w:r>
@@ -3462,6 +3520,9 @@
       </w:pPr>
     </w:p>
     <w:p>
+      <w:pPr>
+        <w:spacing w:line="360" w:lineRule="auto" w:after="120"/>
+      </w:pPr>
       <w:r>
         <w:rPr>
           <w:rFonts w:ascii="Times New Roman" w:hAnsi="Times New Roman" w:eastAsia="Times New Roman"/>
@@ -3473,48 +3534,737 @@
     <w:p>
       <w:pPr>
         <w:pStyle w:val="Heading1"/>
+        <w:spacing w:line="360" w:lineRule="auto" w:after="120"/>
+      </w:pPr>
+      <w:r>
+        <w:rPr>
+          <w:rFonts w:ascii="Times New Roman" w:hAnsi="Times New Roman" w:eastAsia="Times New Roman"/>
+          <w:sz w:val="28"/>
+        </w:rPr>
+        <w:t>Мастерство применения искусственного интеллекта</w:t>
+      </w:r>
+    </w:p>
+    <w:p>
+      <w:pPr>
+        <w:spacing w:line="360" w:lineRule="auto" w:after="120"/>
+      </w:pPr>
+      <w:r>
+        <w:rPr>
+          <w:rFonts w:ascii="Times New Roman" w:hAnsi="Times New Roman" w:eastAsia="Times New Roman"/>
+          <w:sz w:val="28"/>
+        </w:rPr>
+        <w:t>ИИ используется как исследовательский помощник: помогает уточнить вопрос и гипотезу, предложить поисковые запросы, найти слабые места плана и подготовить варианты объяснения. ИИ не заменяет чтение первоисточников, выполнение кода, расчёт метрик и аргументированный вывод студента.</w:t>
+      </w:r>
+    </w:p>
+    <w:p>
+      <w:pPr>
+        <w:spacing w:line="360" w:lineRule="auto" w:after="120"/>
       </w:pPr>
       <w:r>
         <w:rPr>
           <w:rFonts w:ascii="Times New Roman" w:hAnsi="Times New Roman" w:eastAsia="Times New Roman"/>
           <w:b/>
-          <w:sz w:val="32"/>
+          <w:sz w:val="28"/>
+        </w:rPr>
+        <w:t>Плохой промпт.</w:t>
+      </w:r>
+      <w:r>
+        <w:rPr>
+          <w:rFonts w:ascii="Times New Roman" w:hAnsi="Times New Roman" w:eastAsia="Times New Roman"/>
+          <w:sz w:val="28"/>
+        </w:rPr>
+        <w:t xml:space="preserve"> Напиши DQN для торговли и выбери самую прибыльную сеть.</w:t>
+      </w:r>
+    </w:p>
+    <w:p>
+      <w:pPr>
+        <w:spacing w:line="360" w:lineRule="auto" w:after="120"/>
+      </w:pPr>
+      <w:r>
+        <w:rPr>
+          <w:rFonts w:ascii="Times New Roman" w:hAnsi="Times New Roman" w:eastAsia="Times New Roman"/>
+          <w:b/>
+          <w:sz w:val="28"/>
+        </w:rPr>
+        <w:t>Хороший промпт.</w:t>
+      </w:r>
+      <w:r>
+        <w:rPr>
+          <w:rFonts w:ascii="Times New Roman" w:hAnsi="Times New Roman" w:eastAsia="Times New Roman"/>
+          <w:sz w:val="28"/>
+        </w:rPr>
+        <w:t xml:space="preserve"> Составь план абляционного исследования DQN, DDQN и Dueling DDQN на SBER, GAZP и LKOH. Сохрани одинаковые данные, seed, бюджет и правила комиссии; модель выбирай на validation по медианному Sharpe при ограничении на maximum drawdown. Для каждого утверждения укажи, чем его проверить; численные результаты не выдумывай.</w:t>
+      </w:r>
+    </w:p>
+    <w:p>
+      <w:pPr>
+        <w:spacing w:line="360" w:lineRule="auto" w:after="120"/>
+      </w:pPr>
+      <w:r>
+        <w:rPr>
+          <w:rFonts w:ascii="Times New Roman" w:hAnsi="Times New Roman" w:eastAsia="Times New Roman"/>
+          <w:b/>
+          <w:sz w:val="28"/>
+        </w:rPr>
+        <w:t>Ответ ИИ.</w:t>
+      </w:r>
+      <w:r>
+        <w:rPr>
+          <w:rFonts w:ascii="Times New Roman" w:hAnsi="Times New Roman" w:eastAsia="Times New Roman"/>
+          <w:sz w:val="28"/>
+        </w:rPr>
+        <w:t xml:space="preserve"> ИИ назвал Dueling DDQN лучшей архитектурой, потому что она сложнее и содержит два потока.</w:t>
+      </w:r>
+    </w:p>
+    <w:p>
+      <w:pPr>
+        <w:spacing w:line="360" w:lineRule="auto" w:after="120"/>
+      </w:pPr>
+      <w:r>
+        <w:rPr>
+          <w:rFonts w:ascii="Times New Roman" w:hAnsi="Times New Roman" w:eastAsia="Times New Roman"/>
+          <w:b/>
+          <w:sz w:val="28"/>
+        </w:rPr>
+        <w:t>Проверка студентом.</w:t>
+      </w:r>
+      <w:r>
+        <w:rPr>
+          <w:rFonts w:ascii="Times New Roman" w:hAnsi="Times New Roman" w:eastAsia="Times New Roman"/>
+          <w:sz w:val="28"/>
+        </w:rPr>
+        <w:t xml:space="preserve"> Архитектурное описание верно, но вывод о качестве не доказан. Студент сравнивает модели на одинаковых seed, проверяет DDQN без dueling head и проводит абляцию target network и replay buffer.</w:t>
+      </w:r>
+    </w:p>
+    <w:p>
+      <w:pPr>
+        <w:pStyle w:val="Heading2"/>
+        <w:spacing w:line="360" w:lineRule="auto" w:after="120"/>
+      </w:pPr>
+      <w:r>
+        <w:rPr>
+          <w:rFonts w:ascii="Times New Roman" w:hAnsi="Times New Roman" w:eastAsia="Times New Roman"/>
+          <w:sz w:val="28"/>
+        </w:rPr>
+        <w:t>Журнал эксперимента</w:t>
+      </w:r>
+    </w:p>
+    <w:p>
+      <w:pPr>
+        <w:spacing w:line="360" w:lineRule="auto" w:after="120"/>
+      </w:pPr>
+      <w:r>
+        <w:rPr>
+          <w:rFonts w:ascii="Times New Roman" w:hAnsi="Times New Roman" w:eastAsia="Times New Roman"/>
+          <w:sz w:val="28"/>
+        </w:rPr>
+        <w:t>Каждый содержательный запрос к ИИ и связанный с ним эксперимент фиксируются до интерпретации результата. Запись должна позволять другому человеку понять происхождение данных, повторить запуск и отделить ответ модели от доказательства.</w:t>
+      </w:r>
+    </w:p>
+    <w:tbl>
+      <w:tblPr>
+        <w:tblStyle w:val="TableGrid"/>
+        <w:tblW w:type="auto" w:w="0"/>
+        <w:tblLook w:firstColumn="1" w:firstRow="1" w:lastColumn="0" w:lastRow="0" w:noHBand="0" w:noVBand="1" w:val="04A0"/>
+      </w:tblPr>
+      <w:tblGrid>
+        <w:gridCol w:w="4844"/>
+        <w:gridCol w:w="4844"/>
+      </w:tblGrid>
+      <w:tr>
+        <w:tc>
+          <w:tcPr>
+            <w:tcW w:type="dxa" w:w="4844"/>
+            <w:vAlign w:val="center"/>
+            <w:tcMar>
+              <w:top w:w="90" w:type="dxa"/>
+              <w:start w:w="110" w:type="dxa"/>
+              <w:bottom w:w="90" w:type="dxa"/>
+              <w:end w:w="110" w:type="dxa"/>
+            </w:tcMar>
+          </w:tcPr>
+          <w:p>
+            <w:pPr>
+              <w:spacing w:line="360" w:lineRule="auto" w:after="0"/>
+            </w:pPr>
+            <w:r>
+              <w:rPr>
+                <w:rFonts w:ascii="Times New Roman" w:hAnsi="Times New Roman" w:eastAsia="Times New Roman"/>
+                <w:b/>
+                <w:sz w:val="26"/>
+              </w:rPr>
+              <w:t>Поле</w:t>
+            </w:r>
+          </w:p>
+        </w:tc>
+        <w:tc>
+          <w:tcPr>
+            <w:tcW w:type="dxa" w:w="4844"/>
+            <w:vAlign w:val="center"/>
+            <w:tcMar>
+              <w:top w:w="90" w:type="dxa"/>
+              <w:start w:w="110" w:type="dxa"/>
+              <w:bottom w:w="90" w:type="dxa"/>
+              <w:end w:w="110" w:type="dxa"/>
+            </w:tcMar>
+          </w:tcPr>
+          <w:p>
+            <w:pPr>
+              <w:spacing w:line="360" w:lineRule="auto" w:after="0"/>
+            </w:pPr>
+            <w:r>
+              <w:rPr>
+                <w:rFonts w:ascii="Times New Roman" w:hAnsi="Times New Roman" w:eastAsia="Times New Roman"/>
+                <w:b/>
+                <w:sz w:val="26"/>
+              </w:rPr>
+              <w:t>Что фиксируется</w:t>
+            </w:r>
+          </w:p>
+        </w:tc>
+      </w:tr>
+      <w:tr>
+        <w:tc>
+          <w:tcPr>
+            <w:tcW w:type="dxa" w:w="4844"/>
+            <w:vAlign w:val="center"/>
+            <w:tcMar>
+              <w:top w:w="90" w:type="dxa"/>
+              <w:start w:w="110" w:type="dxa"/>
+              <w:bottom w:w="90" w:type="dxa"/>
+              <w:end w:w="110" w:type="dxa"/>
+            </w:tcMar>
+          </w:tcPr>
+          <w:p>
+            <w:pPr>
+              <w:spacing w:line="360" w:lineRule="auto" w:after="0"/>
+            </w:pPr>
+            <w:r>
+              <w:rPr>
+                <w:rFonts w:ascii="Times New Roman" w:hAnsi="Times New Roman" w:eastAsia="Times New Roman"/>
+                <w:b w:val="0"/>
+                <w:sz w:val="24"/>
+              </w:rPr>
+              <w:t>Модель ИИ</w:t>
+            </w:r>
+          </w:p>
+        </w:tc>
+        <w:tc>
+          <w:tcPr>
+            <w:tcW w:type="dxa" w:w="4844"/>
+            <w:vAlign w:val="center"/>
+            <w:tcMar>
+              <w:top w:w="90" w:type="dxa"/>
+              <w:start w:w="110" w:type="dxa"/>
+              <w:bottom w:w="90" w:type="dxa"/>
+              <w:end w:w="110" w:type="dxa"/>
+            </w:tcMar>
+          </w:tcPr>
+          <w:p>
+            <w:pPr>
+              <w:spacing w:line="360" w:lineRule="auto" w:after="0"/>
+            </w:pPr>
+            <w:r>
+              <w:rPr>
+                <w:rFonts w:ascii="Times New Roman" w:hAnsi="Times New Roman" w:eastAsia="Times New Roman"/>
+                <w:b w:val="0"/>
+                <w:sz w:val="24"/>
+              </w:rPr>
+              <w:t>Название, версия или дата доступа; режим и ограничения.</w:t>
+            </w:r>
+          </w:p>
+        </w:tc>
+      </w:tr>
+      <w:tr>
+        <w:tc>
+          <w:tcPr>
+            <w:tcW w:type="dxa" w:w="4844"/>
+            <w:vAlign w:val="center"/>
+            <w:tcMar>
+              <w:top w:w="90" w:type="dxa"/>
+              <w:start w:w="110" w:type="dxa"/>
+              <w:bottom w:w="90" w:type="dxa"/>
+              <w:end w:w="110" w:type="dxa"/>
+            </w:tcMar>
+          </w:tcPr>
+          <w:p>
+            <w:pPr>
+              <w:spacing w:line="360" w:lineRule="auto" w:after="0"/>
+            </w:pPr>
+            <w:r>
+              <w:rPr>
+                <w:rFonts w:ascii="Times New Roman" w:hAnsi="Times New Roman" w:eastAsia="Times New Roman"/>
+                <w:b w:val="0"/>
+                <w:sz w:val="24"/>
+              </w:rPr>
+              <w:t>Дата и автор записи</w:t>
+            </w:r>
+          </w:p>
+        </w:tc>
+        <w:tc>
+          <w:tcPr>
+            <w:tcW w:type="dxa" w:w="4844"/>
+            <w:vAlign w:val="center"/>
+            <w:tcMar>
+              <w:top w:w="90" w:type="dxa"/>
+              <w:start w:w="110" w:type="dxa"/>
+              <w:bottom w:w="90" w:type="dxa"/>
+              <w:end w:w="110" w:type="dxa"/>
+            </w:tcMar>
+          </w:tcPr>
+          <w:p>
+            <w:pPr>
+              <w:spacing w:line="360" w:lineRule="auto" w:after="0"/>
+            </w:pPr>
+            <w:r>
+              <w:rPr>
+                <w:rFonts w:ascii="Times New Roman" w:hAnsi="Times New Roman" w:eastAsia="Times New Roman"/>
+                <w:b w:val="0"/>
+                <w:sz w:val="24"/>
+              </w:rPr>
+              <w:t>Дата эксперимента и обезличенный идентификатор участника или команды.</w:t>
+            </w:r>
+          </w:p>
+        </w:tc>
+      </w:tr>
+      <w:tr>
+        <w:tc>
+          <w:tcPr>
+            <w:tcW w:type="dxa" w:w="4844"/>
+            <w:vAlign w:val="center"/>
+            <w:tcMar>
+              <w:top w:w="90" w:type="dxa"/>
+              <w:start w:w="110" w:type="dxa"/>
+              <w:bottom w:w="90" w:type="dxa"/>
+              <w:end w:w="110" w:type="dxa"/>
+            </w:tcMar>
+          </w:tcPr>
+          <w:p>
+            <w:pPr>
+              <w:spacing w:line="360" w:lineRule="auto" w:after="0"/>
+            </w:pPr>
+            <w:r>
+              <w:rPr>
+                <w:rFonts w:ascii="Times New Roman" w:hAnsi="Times New Roman" w:eastAsia="Times New Roman"/>
+                <w:b w:val="0"/>
+                <w:sz w:val="24"/>
+              </w:rPr>
+              <w:t>Промпт</w:t>
+            </w:r>
+          </w:p>
+        </w:tc>
+        <w:tc>
+          <w:tcPr>
+            <w:tcW w:type="dxa" w:w="4844"/>
+            <w:vAlign w:val="center"/>
+            <w:tcMar>
+              <w:top w:w="90" w:type="dxa"/>
+              <w:start w:w="110" w:type="dxa"/>
+              <w:bottom w:w="90" w:type="dxa"/>
+              <w:end w:w="110" w:type="dxa"/>
+            </w:tcMar>
+          </w:tcPr>
+          <w:p>
+            <w:pPr>
+              <w:spacing w:line="360" w:lineRule="auto" w:after="0"/>
+            </w:pPr>
+            <w:r>
+              <w:rPr>
+                <w:rFonts w:ascii="Times New Roman" w:hAnsi="Times New Roman" w:eastAsia="Times New Roman"/>
+                <w:b w:val="0"/>
+                <w:sz w:val="24"/>
+              </w:rPr>
+              <w:t>Полный текст запроса без персональных данных, оценок и закрытых материалов.</w:t>
+            </w:r>
+          </w:p>
+        </w:tc>
+      </w:tr>
+      <w:tr>
+        <w:tc>
+          <w:tcPr>
+            <w:tcW w:type="dxa" w:w="4844"/>
+            <w:vAlign w:val="center"/>
+            <w:tcMar>
+              <w:top w:w="90" w:type="dxa"/>
+              <w:start w:w="110" w:type="dxa"/>
+              <w:bottom w:w="90" w:type="dxa"/>
+              <w:end w:w="110" w:type="dxa"/>
+            </w:tcMar>
+          </w:tcPr>
+          <w:p>
+            <w:pPr>
+              <w:spacing w:line="360" w:lineRule="auto" w:after="0"/>
+            </w:pPr>
+            <w:r>
+              <w:rPr>
+                <w:rFonts w:ascii="Times New Roman" w:hAnsi="Times New Roman" w:eastAsia="Times New Roman"/>
+                <w:b w:val="0"/>
+                <w:sz w:val="24"/>
+              </w:rPr>
+              <w:t>Данные</w:t>
+            </w:r>
+          </w:p>
+        </w:tc>
+        <w:tc>
+          <w:tcPr>
+            <w:tcW w:type="dxa" w:w="4844"/>
+            <w:vAlign w:val="center"/>
+            <w:tcMar>
+              <w:top w:w="90" w:type="dxa"/>
+              <w:start w:w="110" w:type="dxa"/>
+              <w:bottom w:w="90" w:type="dxa"/>
+              <w:end w:w="110" w:type="dxa"/>
+            </w:tcMar>
+          </w:tcPr>
+          <w:p>
+            <w:pPr>
+              <w:spacing w:line="360" w:lineRule="auto" w:after="0"/>
+            </w:pPr>
+            <w:r>
+              <w:rPr>
+                <w:rFonts w:ascii="Times New Roman" w:hAnsi="Times New Roman" w:eastAsia="Times New Roman"/>
+                <w:b w:val="0"/>
+                <w:sz w:val="24"/>
+              </w:rPr>
+              <w:t>Источник, ссылка, лицензия, дата среза и способ подготовки.</w:t>
+            </w:r>
+          </w:p>
+        </w:tc>
+      </w:tr>
+      <w:tr>
+        <w:tc>
+          <w:tcPr>
+            <w:tcW w:type="dxa" w:w="4844"/>
+            <w:vAlign w:val="center"/>
+            <w:tcMar>
+              <w:top w:w="90" w:type="dxa"/>
+              <w:start w:w="110" w:type="dxa"/>
+              <w:bottom w:w="90" w:type="dxa"/>
+              <w:end w:w="110" w:type="dxa"/>
+            </w:tcMar>
+          </w:tcPr>
+          <w:p>
+            <w:pPr>
+              <w:spacing w:line="360" w:lineRule="auto" w:after="0"/>
+            </w:pPr>
+            <w:r>
+              <w:rPr>
+                <w:rFonts w:ascii="Times New Roman" w:hAnsi="Times New Roman" w:eastAsia="Times New Roman"/>
+                <w:b w:val="0"/>
+                <w:sz w:val="24"/>
+              </w:rPr>
+              <w:t>Параметры</w:t>
+            </w:r>
+          </w:p>
+        </w:tc>
+        <w:tc>
+          <w:tcPr>
+            <w:tcW w:type="dxa" w:w="4844"/>
+            <w:vAlign w:val="center"/>
+            <w:tcMar>
+              <w:top w:w="90" w:type="dxa"/>
+              <w:start w:w="110" w:type="dxa"/>
+              <w:bottom w:w="90" w:type="dxa"/>
+              <w:end w:w="110" w:type="dxa"/>
+            </w:tcMar>
+          </w:tcPr>
+          <w:p>
+            <w:pPr>
+              <w:spacing w:line="360" w:lineRule="auto" w:after="0"/>
+            </w:pPr>
+            <w:r>
+              <w:rPr>
+                <w:rFonts w:ascii="Times New Roman" w:hAnsi="Times New Roman" w:eastAsia="Times New Roman"/>
+                <w:b w:val="0"/>
+                <w:sz w:val="24"/>
+              </w:rPr>
+              <w:t>Алгоритм, seed, гиперпараметры, версия кода и вычислительная среда.</w:t>
+            </w:r>
+          </w:p>
+        </w:tc>
+      </w:tr>
+      <w:tr>
+        <w:tc>
+          <w:tcPr>
+            <w:tcW w:type="dxa" w:w="4844"/>
+            <w:vAlign w:val="center"/>
+            <w:tcMar>
+              <w:top w:w="90" w:type="dxa"/>
+              <w:start w:w="110" w:type="dxa"/>
+              <w:bottom w:w="90" w:type="dxa"/>
+              <w:end w:w="110" w:type="dxa"/>
+            </w:tcMar>
+          </w:tcPr>
+          <w:p>
+            <w:pPr>
+              <w:spacing w:line="360" w:lineRule="auto" w:after="0"/>
+            </w:pPr>
+            <w:r>
+              <w:rPr>
+                <w:rFonts w:ascii="Times New Roman" w:hAnsi="Times New Roman" w:eastAsia="Times New Roman"/>
+                <w:b w:val="0"/>
+                <w:sz w:val="24"/>
+              </w:rPr>
+              <w:t>Результаты</w:t>
+            </w:r>
+          </w:p>
+        </w:tc>
+        <w:tc>
+          <w:tcPr>
+            <w:tcW w:type="dxa" w:w="4844"/>
+            <w:vAlign w:val="center"/>
+            <w:tcMar>
+              <w:top w:w="90" w:type="dxa"/>
+              <w:start w:w="110" w:type="dxa"/>
+              <w:bottom w:w="90" w:type="dxa"/>
+              <w:end w:w="110" w:type="dxa"/>
+            </w:tcMar>
+          </w:tcPr>
+          <w:p>
+            <w:pPr>
+              <w:spacing w:line="360" w:lineRule="auto" w:after="0"/>
+            </w:pPr>
+            <w:r>
+              <w:rPr>
+                <w:rFonts w:ascii="Times New Roman" w:hAnsi="Times New Roman" w:eastAsia="Times New Roman"/>
+                <w:b w:val="0"/>
+                <w:sz w:val="24"/>
+              </w:rPr>
+              <w:t>Метрики, доверительные интервалы и тип значения: реальное, демонстрационное или синтетическое.</w:t>
+            </w:r>
+          </w:p>
+        </w:tc>
+      </w:tr>
+      <w:tr>
+        <w:tc>
+          <w:tcPr>
+            <w:tcW w:type="dxa" w:w="4844"/>
+            <w:vAlign w:val="center"/>
+            <w:tcMar>
+              <w:top w:w="90" w:type="dxa"/>
+              <w:start w:w="110" w:type="dxa"/>
+              <w:bottom w:w="90" w:type="dxa"/>
+              <w:end w:w="110" w:type="dxa"/>
+            </w:tcMar>
+          </w:tcPr>
+          <w:p>
+            <w:pPr>
+              <w:spacing w:line="360" w:lineRule="auto" w:after="0"/>
+            </w:pPr>
+            <w:r>
+              <w:rPr>
+                <w:rFonts w:ascii="Times New Roman" w:hAnsi="Times New Roman" w:eastAsia="Times New Roman"/>
+                <w:b w:val="0"/>
+                <w:sz w:val="24"/>
+              </w:rPr>
+              <w:t>Проверка</w:t>
+            </w:r>
+          </w:p>
+        </w:tc>
+        <w:tc>
+          <w:tcPr>
+            <w:tcW w:type="dxa" w:w="4844"/>
+            <w:vAlign w:val="center"/>
+            <w:tcMar>
+              <w:top w:w="90" w:type="dxa"/>
+              <w:start w:w="110" w:type="dxa"/>
+              <w:bottom w:w="90" w:type="dxa"/>
+              <w:end w:w="110" w:type="dxa"/>
+            </w:tcMar>
+          </w:tcPr>
+          <w:p>
+            <w:pPr>
+              <w:spacing w:line="360" w:lineRule="auto" w:after="0"/>
+            </w:pPr>
+            <w:r>
+              <w:rPr>
+                <w:rFonts w:ascii="Times New Roman" w:hAnsi="Times New Roman" w:eastAsia="Times New Roman"/>
+                <w:b w:val="0"/>
+                <w:sz w:val="24"/>
+              </w:rPr>
+              <w:t>Какие утверждения ИИ подтверждены, отклонены или требуют дополнительной проверки.</w:t>
+            </w:r>
+          </w:p>
+        </w:tc>
+      </w:tr>
+    </w:tbl>
+    <w:p>
+      <w:pPr>
+        <w:pStyle w:val="Heading2"/>
+        <w:spacing w:line="360" w:lineRule="auto" w:after="120"/>
+      </w:pPr>
+      <w:r>
+        <w:rPr>
+          <w:rFonts w:ascii="Times New Roman" w:hAnsi="Times New Roman" w:eastAsia="Times New Roman"/>
+          <w:sz w:val="28"/>
+        </w:rPr>
+        <w:t>Правила безопасного и честного использования ИИ</w:t>
+      </w:r>
+    </w:p>
+    <w:p>
+      <w:pPr>
+        <w:pStyle w:val="ListParagraph"/>
+        <w:spacing w:line="360" w:lineRule="auto" w:after="120"/>
+      </w:pPr>
+      <w:r>
+        <w:rPr>
+          <w:rFonts w:ascii="Times New Roman" w:hAnsi="Times New Roman" w:eastAsia="Times New Roman"/>
+          <w:sz w:val="28"/>
+        </w:rPr>
+        <w:t>• не передавать во внешние модели персональные данные, оценки студентов, закрытые работы и ключи доступа;</w:t>
+      </w:r>
+    </w:p>
+    <w:p>
+      <w:pPr>
+        <w:pStyle w:val="ListParagraph"/>
+        <w:spacing w:line="360" w:lineRule="auto" w:after="120"/>
+      </w:pPr>
+      <w:r>
+        <w:rPr>
+          <w:rFonts w:ascii="Times New Roman" w:hAnsi="Times New Roman" w:eastAsia="Times New Roman"/>
+          <w:sz w:val="28"/>
+        </w:rPr>
+        <w:t>• проверять факты, формулы, программный код и библиографические ссылки по первичным источникам;</w:t>
+      </w:r>
+    </w:p>
+    <w:p>
+      <w:pPr>
+        <w:pStyle w:val="ListParagraph"/>
+        <w:spacing w:line="360" w:lineRule="auto" w:after="120"/>
+      </w:pPr>
+      <w:r>
+        <w:rPr>
+          <w:rFonts w:ascii="Times New Roman" w:hAnsi="Times New Roman" w:eastAsia="Times New Roman"/>
+          <w:sz w:val="28"/>
+        </w:rPr>
+        <w:t>• явно отмечать участие ИИ и сохранять значимые промпты, ответы и собственные исправления;</w:t>
+      </w:r>
+    </w:p>
+    <w:p>
+      <w:pPr>
+        <w:pStyle w:val="ListParagraph"/>
+        <w:spacing w:line="360" w:lineRule="auto" w:after="120"/>
+      </w:pPr>
+      <w:r>
+        <w:rPr>
+          <w:rFonts w:ascii="Times New Roman" w:hAnsi="Times New Roman" w:eastAsia="Times New Roman"/>
+          <w:sz w:val="28"/>
+        </w:rPr>
+        <w:t>• не выдавать сгенерированный текст или придуманные метрики за результаты эксперимента;</w:t>
+      </w:r>
+    </w:p>
+    <w:p>
+      <w:pPr>
+        <w:pStyle w:val="ListParagraph"/>
+        <w:spacing w:line="360" w:lineRule="auto" w:after="120"/>
+      </w:pPr>
+      <w:r>
+        <w:rPr>
+          <w:rFonts w:ascii="Times New Roman" w:hAnsi="Times New Roman" w:eastAsia="Times New Roman"/>
+          <w:sz w:val="28"/>
+        </w:rPr>
+        <w:t>• отделять реальные данные от демонстрационных и синтетических значений;</w:t>
+      </w:r>
+    </w:p>
+    <w:p>
+      <w:pPr>
+        <w:pStyle w:val="ListParagraph"/>
+        <w:spacing w:line="360" w:lineRule="auto" w:after="120"/>
+      </w:pPr>
+      <w:r>
+        <w:rPr>
+          <w:rFonts w:ascii="Times New Roman" w:hAnsi="Times New Roman" w:eastAsia="Times New Roman"/>
+          <w:sz w:val="28"/>
+        </w:rPr>
+        <w:t>• итоговый вывод и ответственность за него принадлежат студенту.</w:t>
+      </w:r>
+    </w:p>
+    <w:p>
+      <w:pPr>
+        <w:pStyle w:val="Heading1"/>
+        <w:spacing w:line="360" w:lineRule="auto" w:after="120"/>
+      </w:pPr>
+      <w:r>
+        <w:rPr>
+          <w:rFonts w:ascii="Times New Roman" w:hAnsi="Times New Roman" w:eastAsia="Times New Roman"/>
+          <w:sz w:val="28"/>
+        </w:rPr>
+        <w:t>Итоговый проект по обучению с подкреплением</w:t>
+      </w:r>
+    </w:p>
+    <w:p>
+      <w:pPr>
+        <w:spacing w:line="360" w:lineRule="auto" w:after="120"/>
+      </w:pPr>
+      <w:r>
+        <w:rPr>
+          <w:rFonts w:ascii="Times New Roman" w:hAnsi="Times New Roman" w:eastAsia="Times New Roman"/>
+          <w:sz w:val="28"/>
+        </w:rPr>
+        <w:t>После выполнения четырёх лабораторных работ студент или команда до трёх человек разрабатывает итоговый проект на любую обоснованную тему по обучению с подкреплением. Можно продолжить один из стендов или выбрать другую область: управление ресурсами, робототехнику, образование, логистику, игры, рекомендации, финансы или социально значимую задачу.</w:t>
+      </w:r>
+    </w:p>
+    <w:p>
+      <w:pPr>
+        <w:spacing w:line="360" w:lineRule="auto" w:after="120"/>
+      </w:pPr>
+      <w:r>
+        <w:rPr>
+          <w:rFonts w:ascii="Times New Roman" w:hAnsi="Times New Roman" w:eastAsia="Times New Roman"/>
+          <w:sz w:val="28"/>
+        </w:rPr>
+        <w:t>Проект должен содержать исследовательский вопрос и гипотезу, обзор проверенных источников, описание среды и данных, baseline, не менее двух сопоставимых моделей, журнал происхождения, воспроизводимый эксперимент, абляции, итоговую архитектуру, ограничения и этический анализ. На защите оценивается не только результат, но и логика выбора модели, данных, метрик и проверок.</w:t>
+      </w:r>
+    </w:p>
+    <w:p>
+      <w:pPr>
+        <w:pStyle w:val="Heading1"/>
+        <w:spacing w:line="360" w:lineRule="auto" w:after="120"/>
+      </w:pPr>
+      <w:r>
+        <w:rPr>
+          <w:rFonts w:ascii="Times New Roman" w:hAnsi="Times New Roman" w:eastAsia="Times New Roman"/>
+          <w:b/>
+          <w:sz w:val="28"/>
         </w:rPr>
         <w:t>Полезные источники</w:t>
       </w:r>
     </w:p>
     <w:p>
       <w:pPr>
+        <w:spacing w:line="360" w:lineRule="auto" w:after="120"/>
         <w:ind w:firstLine="0"/>
       </w:pPr>
       <w:r>
         <w:rPr>
           <w:rFonts w:ascii="Times New Roman" w:hAnsi="Times New Roman" w:eastAsia="Times New Roman"/>
-          <w:sz w:val="24"/>
+          <w:sz w:val="28"/>
         </w:rPr>
         <w:t>Gymnasium: https://gymnasium.farama.org/main/api/env/</w:t>
       </w:r>
     </w:p>
     <w:p>
       <w:pPr>
+        <w:spacing w:line="360" w:lineRule="auto" w:after="120"/>
         <w:ind w:firstLine="0"/>
       </w:pPr>
       <w:r>
         <w:rPr>
           <w:rFonts w:ascii="Times New Roman" w:hAnsi="Times New Roman" w:eastAsia="Times New Roman"/>
-          <w:sz w:val="24"/>
+          <w:sz w:val="28"/>
         </w:rPr>
         <w:t>PyTorch DQN tutorial: https://pytorch.org/tutorials/intermediate/reinforcement_q_learning.html</w:t>
       </w:r>
     </w:p>
     <w:p>
       <w:pPr>
+        <w:spacing w:line="360" w:lineRule="auto" w:after="120"/>
         <w:ind w:firstLine="0"/>
       </w:pPr>
       <w:r>
         <w:rPr>
           <w:rFonts w:ascii="Times New Roman" w:hAnsi="Times New Roman" w:eastAsia="Times New Roman"/>
-          <w:sz w:val="24"/>
+          <w:sz w:val="28"/>
         </w:rPr>
         <w:t>Сайт практикума: https://petrnikitin20.github.io/RL_education/?demo=trading#trading</w:t>
       </w:r>
